--- a/24BCY70004_LabMST/24BCY70004_PranavChauhan.docx
+++ b/24BCY70004_LabMST/24BCY70004_PranavChauhan.docx
@@ -24,6 +24,9 @@
         <w:t xml:space="preserve"> </w:t>
       </w:r>
       <w:r>
+        <w:rPr>
+          <w:noProof/>
+        </w:rPr>
         <w:drawing>
           <wp:inline distT="0" distB="0" distL="0" distR="0" wp14:anchorId="72A86596" wp14:editId="2CD3A095">
             <wp:extent cx="5731510" cy="3985260"/>
@@ -82,29 +85,8 @@
         </w:numPr>
       </w:pPr>
       <w:r>
-        <w:t xml:space="preserve">Get 8 </w:t>
-      </w:r>
-      <w:proofErr w:type="gramStart"/>
-      <w:r>
-        <w:t>pc  ,</w:t>
-      </w:r>
-      <w:proofErr w:type="gramEnd"/>
-      <w:r>
-        <w:t xml:space="preserve"> 4 </w:t>
-      </w:r>
-      <w:proofErr w:type="spellStart"/>
-      <w:r>
-        <w:t>switchs</w:t>
-      </w:r>
-      <w:proofErr w:type="spellEnd"/>
-      <w:r>
-        <w:t xml:space="preserve"> and 4 </w:t>
-      </w:r>
-      <w:proofErr w:type="gramStart"/>
-      <w:r>
-        <w:t>router</w:t>
-      </w:r>
-      <w:proofErr w:type="gramEnd"/>
+        <w:t>Get 8 pc  , 4 switchs and 4 router</w:t>
+      </w:r>
     </w:p>
     <w:p>
       <w:pPr>
@@ -127,25 +109,7 @@
         </w:numPr>
       </w:pPr>
       <w:r>
-        <w:t xml:space="preserve">Connect pc </w:t>
-      </w:r>
-      <w:r>
-        <w:t>3</w:t>
-      </w:r>
-      <w:r>
-        <w:t xml:space="preserve"> and </w:t>
-      </w:r>
-      <w:r>
-        <w:t>4</w:t>
-      </w:r>
-      <w:r>
-        <w:t xml:space="preserve"> to switch </w:t>
-      </w:r>
-      <w:r>
-        <w:t>2</w:t>
-      </w:r>
-      <w:r>
-        <w:t>(using straight cable)</w:t>
+        <w:t>Connect pc 3 and 4 to switch 2(using straight cable)</w:t>
       </w:r>
     </w:p>
     <w:p>
@@ -157,25 +121,7 @@
         </w:numPr>
       </w:pPr>
       <w:r>
-        <w:t xml:space="preserve">Connect pc </w:t>
-      </w:r>
-      <w:r>
-        <w:t>5</w:t>
-      </w:r>
-      <w:r>
-        <w:t xml:space="preserve"> and </w:t>
-      </w:r>
-      <w:r>
-        <w:t>6</w:t>
-      </w:r>
-      <w:r>
-        <w:t xml:space="preserve"> to switch </w:t>
-      </w:r>
-      <w:r>
-        <w:t>3</w:t>
-      </w:r>
-      <w:r>
-        <w:t>(using straight cable)</w:t>
+        <w:t>Connect pc 5 and 6 to switch 3(using straight cable)</w:t>
       </w:r>
     </w:p>
     <w:p>
@@ -187,25 +133,7 @@
         </w:numPr>
       </w:pPr>
       <w:r>
-        <w:t xml:space="preserve">Connect pc </w:t>
-      </w:r>
-      <w:r>
-        <w:t>7</w:t>
-      </w:r>
-      <w:r>
-        <w:t xml:space="preserve"> and </w:t>
-      </w:r>
-      <w:r>
-        <w:t>8</w:t>
-      </w:r>
-      <w:r>
-        <w:t xml:space="preserve"> to switch </w:t>
-      </w:r>
-      <w:r>
-        <w:t>4</w:t>
-      </w:r>
-      <w:r>
-        <w:t>(using straight cable)</w:t>
+        <w:t>Connect pc 7 and 8 to switch 4(using straight cable)</w:t>
       </w:r>
     </w:p>
     <w:p>
@@ -217,16 +145,7 @@
         </w:numPr>
       </w:pPr>
       <w:r>
-        <w:t xml:space="preserve">Connect router 1 to 2 </w:t>
-      </w:r>
-      <w:r>
-        <w:t xml:space="preserve">(using </w:t>
-      </w:r>
-      <w:r>
-        <w:t xml:space="preserve">cross </w:t>
-      </w:r>
-      <w:r>
-        <w:t>cable)</w:t>
+        <w:t>Connect router 1 to 2 (using cross cable)</w:t>
       </w:r>
     </w:p>
     <w:p>
@@ -238,19 +157,7 @@
         </w:numPr>
       </w:pPr>
       <w:r>
-        <w:t xml:space="preserve">Connect router </w:t>
-      </w:r>
-      <w:r>
-        <w:t>2</w:t>
-      </w:r>
-      <w:r>
-        <w:t xml:space="preserve"> to </w:t>
-      </w:r>
-      <w:r>
-        <w:t>3</w:t>
-      </w:r>
-      <w:r>
-        <w:t xml:space="preserve"> (using cross cable)</w:t>
+        <w:t>Connect router 2 to 3 (using cross cable)</w:t>
       </w:r>
     </w:p>
     <w:p>
@@ -262,19 +169,7 @@
         </w:numPr>
       </w:pPr>
       <w:r>
-        <w:t xml:space="preserve">Connect router </w:t>
-      </w:r>
-      <w:r>
-        <w:t>3</w:t>
-      </w:r>
-      <w:r>
-        <w:t xml:space="preserve"> to </w:t>
-      </w:r>
-      <w:r>
-        <w:t>4</w:t>
-      </w:r>
-      <w:r>
-        <w:t xml:space="preserve"> (using cross cable)</w:t>
+        <w:t>Connect router 3 to 4 (using cross cable)</w:t>
       </w:r>
     </w:p>
     <w:p>
@@ -286,31 +181,7 @@
         </w:numPr>
       </w:pPr>
       <w:r>
-        <w:t xml:space="preserve">Assign </w:t>
-      </w:r>
-      <w:proofErr w:type="spellStart"/>
-      <w:r>
-        <w:t>ip</w:t>
-      </w:r>
-      <w:proofErr w:type="spellEnd"/>
-      <w:r>
-        <w:t xml:space="preserve"> to PCs keep it in class </w:t>
-      </w:r>
-      <w:proofErr w:type="spellStart"/>
-      <w:r>
-        <w:t>a</w:t>
-      </w:r>
-      <w:proofErr w:type="spellEnd"/>
-      <w:r>
-        <w:t xml:space="preserve"> </w:t>
-      </w:r>
-      <w:proofErr w:type="gramStart"/>
-      <w:r>
-        <w:t>( 10.0.0.0</w:t>
-      </w:r>
-      <w:proofErr w:type="gramEnd"/>
-      <w:r>
-        <w:t xml:space="preserve"> – 13.0.0.0 networks)</w:t>
+        <w:t>Assign ip to PCs keep it in class a ( 10.0.0.0 – 13.0.0.0 networks)</w:t>
       </w:r>
       <w:r>
         <w:t xml:space="preserve"> and gateway</w:t>
@@ -325,29 +196,8 @@
         </w:numPr>
       </w:pPr>
       <w:r>
-        <w:t xml:space="preserve">In each router assign </w:t>
-      </w:r>
-      <w:proofErr w:type="spellStart"/>
-      <w:r>
-        <w:t>ip</w:t>
-      </w:r>
-      <w:proofErr w:type="spellEnd"/>
-      <w:r>
-        <w:t xml:space="preserve"> to the </w:t>
-      </w:r>
-      <w:proofErr w:type="spellStart"/>
-      <w:r>
-        <w:t>gigabitEnternet</w:t>
-      </w:r>
-      <w:proofErr w:type="spellEnd"/>
-      <w:r>
-        <w:t xml:space="preserve"> (make 1 network of 2 </w:t>
-      </w:r>
-      <w:proofErr w:type="gramStart"/>
-      <w:r>
-        <w:t>routers )</w:t>
-      </w:r>
-      <w:proofErr w:type="gramEnd"/>
+        <w:t>In each router assign ip to the gigabitEnternet (make 1 network of 2 routers )</w:t>
+      </w:r>
     </w:p>
     <w:p>
       <w:pPr>
@@ -358,23 +208,7 @@
         </w:numPr>
       </w:pPr>
       <w:r>
-        <w:t xml:space="preserve">Network for router </w:t>
-      </w:r>
-      <w:proofErr w:type="gramStart"/>
-      <w:r>
-        <w:t>( 14.0.0.0</w:t>
-      </w:r>
-      <w:proofErr w:type="gramEnd"/>
-      <w:r>
-        <w:t xml:space="preserve"> , 15.0.0.0 and 16.0.0.0) also assign </w:t>
-      </w:r>
-      <w:proofErr w:type="spellStart"/>
-      <w:r>
-        <w:t>ip</w:t>
-      </w:r>
-      <w:proofErr w:type="spellEnd"/>
-      <w:r>
-        <w:t xml:space="preserve"> to its interfaces according to network</w:t>
+        <w:t>Network for router ( 14.0.0.0 , 15.0.0.0 and 16.0.0.0) also assign ip to its interfaces according to network</w:t>
       </w:r>
     </w:p>
     <w:p>
@@ -386,47 +220,7 @@
         </w:numPr>
       </w:pPr>
       <w:r>
-        <w:t>Network for switch (</w:t>
-      </w:r>
-      <w:proofErr w:type="gramStart"/>
-      <w:r>
-        <w:t>1</w:t>
-      </w:r>
-      <w:r>
-        <w:t>0</w:t>
-      </w:r>
-      <w:r>
-        <w:t>.0.0.0 ,</w:t>
-      </w:r>
-      <w:proofErr w:type="gramEnd"/>
-      <w:r>
-        <w:t xml:space="preserve"> </w:t>
-      </w:r>
-      <w:proofErr w:type="gramStart"/>
-      <w:r>
-        <w:t>11</w:t>
-      </w:r>
-      <w:r>
-        <w:t>.0.0.0 ,</w:t>
-      </w:r>
-      <w:proofErr w:type="gramEnd"/>
-      <w:r>
-        <w:t xml:space="preserve"> </w:t>
-      </w:r>
-      <w:r>
-        <w:t>12</w:t>
-      </w:r>
-      <w:r>
-        <w:t xml:space="preserve">.0.0.0 and </w:t>
-      </w:r>
-      <w:r>
-        <w:t>13</w:t>
-      </w:r>
-      <w:r>
-        <w:t>.0.0.0</w:t>
-      </w:r>
-      <w:r>
-        <w:t>)</w:t>
+        <w:t>Network for switch (10.0.0.0 , 11.0.0.0 , 12.0.0.0 and 13.0.0.0)</w:t>
       </w:r>
     </w:p>
     <w:p>
@@ -462,23 +256,7 @@
         </w:numPr>
       </w:pPr>
       <w:r>
-        <w:t xml:space="preserve">Send input = </w:t>
-      </w:r>
-      <w:proofErr w:type="spellStart"/>
-      <w:r>
-        <w:t>subnetmask</w:t>
-      </w:r>
-      <w:proofErr w:type="spellEnd"/>
-      <w:r>
-        <w:t xml:space="preserve"> </w:t>
-      </w:r>
-      <w:proofErr w:type="gramStart"/>
-      <w:r>
-        <w:t>( 255.0.0.0</w:t>
-      </w:r>
-      <w:proofErr w:type="gramEnd"/>
-      <w:r>
-        <w:t xml:space="preserve"> for all)</w:t>
+        <w:t>Send input = subnetmask ( 255.0.0.0 for all)</w:t>
       </w:r>
     </w:p>
     <w:p>
@@ -499,38 +277,17 @@
         <w:t>rd</w:t>
       </w:r>
       <w:r>
-        <w:t xml:space="preserve"> input = through which port </w:t>
-      </w:r>
-      <w:proofErr w:type="gramStart"/>
-      <w:r>
-        <w:t>( next</w:t>
-      </w:r>
-      <w:proofErr w:type="gramEnd"/>
-      <w:r>
-        <w:t xml:space="preserve"> router port </w:t>
-      </w:r>
-      <w:proofErr w:type="spellStart"/>
-      <w:r>
-        <w:t>ip</w:t>
-      </w:r>
-      <w:proofErr w:type="spellEnd"/>
-      <w:r>
-        <w:t xml:space="preserve"> </w:t>
-      </w:r>
-      <w:proofErr w:type="spellStart"/>
-      <w:r>
-        <w:t>assigen</w:t>
-      </w:r>
-      <w:proofErr w:type="spellEnd"/>
-      <w:r>
-        <w:t>)</w:t>
-      </w:r>
-    </w:p>
-    <w:p>
-      <w:pPr>
-        <w:pStyle w:val="ListParagraph"/>
-      </w:pPr>
-      <w:r>
+        <w:t xml:space="preserve"> input = through which port ( next router port ip assigen)</w:t>
+      </w:r>
+    </w:p>
+    <w:p>
+      <w:pPr>
+        <w:pStyle w:val="ListParagraph"/>
+      </w:pPr>
+      <w:r>
+        <w:rPr>
+          <w:noProof/>
+        </w:rPr>
         <w:lastRenderedPageBreak/>
         <w:drawing>
           <wp:inline distT="0" distB="0" distL="0" distR="0" wp14:anchorId="62E6EC5C" wp14:editId="50068134">
@@ -577,6 +334,7 @@
         <w:rPr>
           <w:b/>
           <w:bCs/>
+          <w:noProof/>
           <w:sz w:val="44"/>
           <w:szCs w:val="44"/>
         </w:rPr>
@@ -692,6 +450,9 @@
         </w:rPr>
       </w:pPr>
       <w:r>
+        <w:rPr>
+          <w:noProof/>
+        </w:rPr>
         <w:drawing>
           <wp:anchor distT="0" distB="0" distL="114300" distR="114300" simplePos="0" relativeHeight="251659264" behindDoc="0" locked="0" layoutInCell="1" allowOverlap="1" wp14:anchorId="775A2411" wp14:editId="50DD31A3">
             <wp:simplePos x="0" y="0"/>
@@ -767,20 +528,26 @@
         </w:rPr>
       </w:pPr>
       <w:r>
+        <w:rPr>
+          <w:b/>
+          <w:bCs/>
+          <w:sz w:val="44"/>
+          <w:szCs w:val="44"/>
+        </w:rPr>
         <w:lastRenderedPageBreak/>
         <w:drawing>
-          <wp:anchor distT="0" distB="0" distL="114300" distR="114300" simplePos="0" relativeHeight="251660288" behindDoc="0" locked="0" layoutInCell="1" allowOverlap="1" wp14:anchorId="7EF51589" wp14:editId="7AA96D90">
+          <wp:anchor distT="0" distB="0" distL="114300" distR="114300" simplePos="0" relativeHeight="251662336" behindDoc="0" locked="0" layoutInCell="1" allowOverlap="1" wp14:anchorId="524B4F1C" wp14:editId="59A2EF33">
             <wp:simplePos x="0" y="0"/>
             <wp:positionH relativeFrom="margin">
-              <wp:posOffset>989693</wp:posOffset>
+              <wp:posOffset>546193</wp:posOffset>
             </wp:positionH>
             <wp:positionV relativeFrom="margin">
-              <wp:posOffset>-370659</wp:posOffset>
+              <wp:posOffset>-444330</wp:posOffset>
             </wp:positionV>
-            <wp:extent cx="3055885" cy="762066"/>
-            <wp:effectExtent l="38100" t="38100" r="30480" b="38100"/>
+            <wp:extent cx="3926840" cy="1435735"/>
+            <wp:effectExtent l="0" t="0" r="0" b="0"/>
             <wp:wrapSquare wrapText="bothSides"/>
-            <wp:docPr id="1090359848" name="Picture 1"/>
+            <wp:docPr id="1072071518" name="Picture 1"/>
             <wp:cNvGraphicFramePr>
               <a:graphicFrameLocks xmlns:a="http://schemas.openxmlformats.org/drawingml/2006/main" noChangeAspect="1"/>
             </wp:cNvGraphicFramePr>
@@ -788,7 +555,7 @@
               <a:graphicData uri="http://schemas.openxmlformats.org/drawingml/2006/picture">
                 <pic:pic xmlns:pic="http://schemas.openxmlformats.org/drawingml/2006/picture">
                   <pic:nvPicPr>
-                    <pic:cNvPr id="1090359848" name=""/>
+                    <pic:cNvPr id="1072071518" name=""/>
                     <pic:cNvPicPr/>
                   </pic:nvPicPr>
                   <pic:blipFill>
@@ -806,20 +573,21 @@
                   <pic:spPr>
                     <a:xfrm>
                       <a:off x="0" y="0"/>
-                      <a:ext cx="3055885" cy="762066"/>
+                      <a:ext cx="3926840" cy="1435735"/>
                     </a:xfrm>
                     <a:prstGeom prst="rect">
                       <a:avLst/>
                     </a:prstGeom>
-                    <a:ln w="28575">
-                      <a:solidFill>
-                        <a:schemeClr val="accent1"/>
-                      </a:solidFill>
-                    </a:ln>
                   </pic:spPr>
                 </pic:pic>
               </a:graphicData>
             </a:graphic>
+            <wp14:sizeRelH relativeFrom="margin">
+              <wp14:pctWidth>0</wp14:pctWidth>
+            </wp14:sizeRelH>
+            <wp14:sizeRelV relativeFrom="margin">
+              <wp14:pctHeight>0</wp14:pctHeight>
+            </wp14:sizeRelV>
           </wp:anchor>
         </w:drawing>
       </w:r>
@@ -867,15 +635,7 @@
         </w:numPr>
       </w:pPr>
       <w:r>
-        <w:t xml:space="preserve">Assign each pc </w:t>
-      </w:r>
-      <w:proofErr w:type="spellStart"/>
-      <w:r>
-        <w:t>ip</w:t>
-      </w:r>
-      <w:proofErr w:type="spellEnd"/>
-      <w:r>
-        <w:t xml:space="preserve"> according to its network</w:t>
+        <w:t>Assign each pc ip according to its network</w:t>
       </w:r>
     </w:p>
     <w:p>
@@ -899,13 +659,8 @@
         </w:numPr>
       </w:pPr>
       <w:r>
-        <w:t xml:space="preserve">Pc 3-4 is </w:t>
-      </w:r>
-      <w:proofErr w:type="spellStart"/>
-      <w:r>
-        <w:t>ADMin</w:t>
-      </w:r>
-      <w:proofErr w:type="spellEnd"/>
+        <w:t>Pc 3-4 is ADMin</w:t>
+      </w:r>
     </w:p>
     <w:p>
       <w:pPr>
@@ -946,10 +701,7 @@
         <w:t xml:space="preserve"> </w:t>
       </w:r>
       <w:r>
-        <w:t>fa0/1 &amp; fa0/2 to HR</w:t>
-      </w:r>
-      <w:r>
-        <w:t xml:space="preserve"> PCs</w:t>
+        <w:t>fa0/1 &amp; fa0/2 to HR PCs</w:t>
       </w:r>
     </w:p>
     <w:p>
@@ -961,13 +713,7 @@
         </w:numPr>
       </w:pPr>
       <w:r>
-        <w:t>fa0/3 &amp; fa0/2 to ADMIN</w:t>
-      </w:r>
-      <w:r>
-        <w:t xml:space="preserve"> </w:t>
-      </w:r>
-      <w:r>
-        <w:t>PCs</w:t>
+        <w:t>fa0/3 &amp; fa0/2 to ADMIN PCs</w:t>
       </w:r>
     </w:p>
     <w:p>
@@ -979,16 +725,7 @@
         </w:numPr>
       </w:pPr>
       <w:r>
-        <w:t xml:space="preserve"> fa0/5 &amp; fa0/6 to Finance</w:t>
-      </w:r>
-      <w:r>
-        <w:t xml:space="preserve"> </w:t>
-      </w:r>
-      <w:r>
-        <w:t>PC</w:t>
-      </w:r>
-      <w:r>
-        <w:t>s</w:t>
+        <w:t xml:space="preserve"> fa0/5 &amp; fa0/6 to Finance PCs</w:t>
       </w:r>
     </w:p>
     <w:p>
@@ -1000,15 +737,7 @@
         </w:numPr>
       </w:pPr>
       <w:r>
-        <w:t xml:space="preserve">Now open switch and then CLI and run </w:t>
-      </w:r>
-      <w:proofErr w:type="spellStart"/>
-      <w:r>
-        <w:t>cmds</w:t>
-      </w:r>
-      <w:proofErr w:type="spellEnd"/>
-      <w:r>
-        <w:t xml:space="preserve"> given in the screenshots</w:t>
+        <w:t>Now open switch and then CLI and run cmds given in the screenshots</w:t>
       </w:r>
     </w:p>
     <w:sectPr>
